--- a/templates/contracts/kontrate-me-afat-te-caktuar.docx
+++ b/templates/contracts/kontrate-me-afat-te-caktuar.docx
@@ -373,7 +373,7 @@
         </w:rPr>
       </w:pPr>
       <w:r>
-        <w:t>Puna provuese e të punësuarit zgjat deri më: _____________. Gjatë periudhës provuese të punës, punëdhënësi dhe i punësuari, mund ta ndërpresin marrëdhënien e punës, me njoftim paraprak prej shtatë (7) ditësh.</w:t>
+        <w:t>Puna provuese e të punësuarit zgjat: _____________. Gjatë periudhës provuese të punës, punëdhënësi dhe i punësuari, mund ta ndërpresin marrëdhënien e punës, me njoftim paraprak prej shtatë (7) ditësh.</w:t>
       </w:r>
     </w:p>
     <w:p>

--- a/templates/contracts/kontrate-me-afat-te-caktuar.docx
+++ b/templates/contracts/kontrate-me-afat-te-caktuar.docx
@@ -132,7 +132,7 @@
         </w:rPr>
       </w:pPr>
       <w:r>
-        <w:t>të cilin e përfaqëson: ________________________ (në tekstin e mëtejshëm: Punëdhënësi), lidhë kontratë pune me: ________________________________________</w:t>
+        <w:t>të cilin e përfaqëson: ________________________ (në tekstin e mëtejshëm: Punëdhënësi), lidhë kontratë pune me: ________________________, numri personal: ________________________, me adresa: ________________________________________</w:t>
       </w:r>
     </w:p>
     <w:p>

--- a/templates/contracts/kontrate-me-afat-te-caktuar.docx
+++ b/templates/contracts/kontrate-me-afat-te-caktuar.docx
@@ -194,6 +194,29 @@
           <w:sz w:val="18"/>
         </w:rPr>
         <w:t>( emërtimi, natyra, lloji i punës dhe përshkrimi i detyrave të punës).</w:t>
+      </w:r>
+    </w:p>
+    <w:p>
+      <w:pPr>
+        <w:pStyle w:val="BodyLegal"/>
+        <w:jc w:val="both"/>
+      </w:pPr>
+      <w:r>
+        <w:t xml:space="preserve">Kualifikimi i të punësuarit: _______________________________</w:t>
+      </w:r>
+    </w:p>
+    <w:p>
+      <w:pPr>
+        <w:pStyle w:val="BodyLegal"/>
+        <w:jc w:val="both"/>
+      </w:pPr>
+      <w:r>
+        <w:rPr>
+          <w:i/>
+          <w:color w:val="555555"/>
+          <w:sz w:val="18"/>
+        </w:rPr>
+        <w:t xml:space="preserve">(shkalla e shkollimit dhe përgatitja profesionale e të punësuarit).</w:t>
       </w:r>
     </w:p>
     <w:p>
